--- a/iboy_report.docx
+++ b/iboy_report.docx
@@ -23,7 +23,7 @@
         <w:jc w:val="center"/>
       </w:pPr>
       <w:r>
-        <w:t>학과/학번/이름 : ________________________________</w:t>
+        <w:t>학과/학번/이름 : __________ / 2024112236 / 오마르</w:t>
       </w:r>
     </w:p>
     <w:p>
